--- a/flow/20230914_vu_template/drafts/2023-11-g/07-ВТ-мчч., що в Елітині.docx
+++ b/flow/20230914_vu_template/drafts/2023-11-g/07-ВТ-мчч., що в Елітині.docx
@@ -5754,95 +5754,6 @@
       </w:r>
     </w:p>
     <w:p>
-      <w:pPr>
-        <w:spacing w:after="120" w:lineRule="auto"/>
-        <w:jc w:val="both"/>
-        <w:rPr>
-          <w:rFonts w:ascii="Times New Roman" w:cs="Times New Roman" w:eastAsia="Times New Roman" w:hAnsi="Times New Roman"/>
-          <w:sz w:val="24"/>
-          <w:szCs w:val="24"/>
-        </w:rPr>
-      </w:pPr>
-      <w:r>
-        <w:rPr>
-          <w:rtl w:val="0"/>
-        </w:rPr>
-      </w:r>
-    </w:p>
-    <w:p>
-      <w:pPr>
-        <w:spacing w:after="120" w:lineRule="auto"/>
-        <w:jc w:val="both"/>
-        <w:rPr>
-          <w:rFonts w:ascii="Times New Roman" w:cs="Times New Roman" w:eastAsia="Times New Roman" w:hAnsi="Times New Roman"/>
-          <w:sz w:val="24"/>
-          <w:szCs w:val="24"/>
-        </w:rPr>
-      </w:pPr>
-      <w:r>
-        <w:rPr>
-          <w:rFonts w:ascii="Times New Roman" w:cs="Times New Roman" w:eastAsia="Times New Roman" w:hAnsi="Times New Roman"/>
-          <w:i w:val="1"/>
-          <w:color w:val="ff0000"/>
-          <w:sz w:val="24"/>
-          <w:szCs w:val="24"/>
-          <w:rtl w:val="0"/>
-        </w:rPr>
-        <w:t xml:space="preserve">тропар</w:t>
-      </w:r>
-      <w:r>
-        <w:rPr>
-          <w:rtl w:val="0"/>
-        </w:rPr>
-      </w:r>
-    </w:p>
-    <w:p>
-      <w:pPr>
-        <w:spacing w:after="120" w:lineRule="auto"/>
-        <w:jc w:val="both"/>
-        <w:rPr>
-          <w:rFonts w:ascii="Times New Roman" w:cs="Times New Roman" w:eastAsia="Times New Roman" w:hAnsi="Times New Roman"/>
-          <w:sz w:val="24"/>
-          <w:szCs w:val="24"/>
-        </w:rPr>
-      </w:pPr>
-      <w:r>
-        <w:rPr>
-          <w:rFonts w:ascii="Times New Roman" w:cs="Times New Roman" w:eastAsia="Times New Roman" w:hAnsi="Times New Roman"/>
-          <w:b w:val="1"/>
-          <w:sz w:val="24"/>
-          <w:szCs w:val="24"/>
-          <w:rtl w:val="0"/>
-        </w:rPr>
-        <w:t xml:space="preserve">Слава: і нині:</w:t>
-      </w:r>
-      <w:r>
-        <w:rPr>
-          <w:rFonts w:ascii="Times New Roman" w:cs="Times New Roman" w:eastAsia="Times New Roman" w:hAnsi="Times New Roman"/>
-          <w:sz w:val="24"/>
-          <w:szCs w:val="24"/>
-          <w:rtl w:val="0"/>
-        </w:rPr>
-        <w:t xml:space="preserve"> </w:t>
-      </w:r>
-    </w:p>
-    <w:p>
-      <w:pPr>
-        <w:spacing w:after="120" w:lineRule="auto"/>
-        <w:jc w:val="both"/>
-        <w:rPr>
-          <w:rFonts w:ascii="Times New Roman" w:cs="Times New Roman" w:eastAsia="Times New Roman" w:hAnsi="Times New Roman"/>
-          <w:sz w:val="24"/>
-          <w:szCs w:val="24"/>
-        </w:rPr>
-      </w:pPr>
-      <w:r>
-        <w:rPr>
-          <w:rtl w:val="0"/>
-        </w:rPr>
-      </w:r>
-    </w:p>
-    <w:p>
       <w:pPr/>
       <w:r>
         <w:rPr>
@@ -5874,7 +5785,9 @@
       <w:pPr/>
       <w:r>
         <w:rPr>
+          <w:rFonts w:ascii="Times New Roman" w:hAnsi="Times New Roman"/>
           <w:b/>
+          <w:sz w:val="24"/>
         </w:rPr>
         <w:t xml:space="preserve">Слава, і нині: </w:t>
       </w:r>
@@ -5882,6 +5795,9 @@
         <w:rPr/>
         <w:t>богородичний</w:t>
       </w:r>
+    </w:p>
+    <w:p>
+      <w:pPr/>
     </w:p>
     <w:p>
       <w:pPr>
@@ -11038,138 +10954,6 @@
       </w:r>
     </w:p>
     <w:p>
-      <w:pPr>
-        <w:spacing w:after="120" w:lineRule="auto"/>
-        <w:jc w:val="both"/>
-        <w:rPr>
-          <w:rFonts w:ascii="Times New Roman" w:cs="Times New Roman" w:eastAsia="Times New Roman" w:hAnsi="Times New Roman"/>
-          <w:b w:val="1"/>
-          <w:sz w:val="24"/>
-          <w:szCs w:val="24"/>
-        </w:rPr>
-      </w:pPr>
-      <w:r>
-        <w:rPr>
-          <w:rtl w:val="0"/>
-        </w:rPr>
-      </w:r>
-    </w:p>
-    <w:p>
-      <w:pPr>
-        <w:spacing w:after="120" w:lineRule="auto"/>
-        <w:jc w:val="both"/>
-        <w:rPr>
-          <w:rFonts w:ascii="Times New Roman" w:cs="Times New Roman" w:eastAsia="Times New Roman" w:hAnsi="Times New Roman"/>
-          <w:i w:val="1"/>
-          <w:sz w:val="24"/>
-          <w:szCs w:val="24"/>
-        </w:rPr>
-      </w:pPr>
-      <w:r>
-        <w:rPr>
-          <w:rFonts w:ascii="Times New Roman" w:cs="Times New Roman" w:eastAsia="Times New Roman" w:hAnsi="Times New Roman"/>
-          <w:b w:val="1"/>
-          <w:sz w:val="24"/>
-          <w:szCs w:val="24"/>
-          <w:rtl w:val="0"/>
-        </w:rPr>
-        <w:t xml:space="preserve">Слава: </w:t>
-      </w:r>
-      <w:r>
-        <w:rPr>
-          <w:rtl w:val="0"/>
-        </w:rPr>
-      </w:r>
-    </w:p>
-    <w:p>
-      <w:pPr>
-        <w:spacing w:after="120" w:lineRule="auto"/>
-        <w:jc w:val="both"/>
-        <w:rPr>
-          <w:rFonts w:ascii="Times New Roman" w:cs="Times New Roman" w:eastAsia="Times New Roman" w:hAnsi="Times New Roman"/>
-          <w:sz w:val="24"/>
-          <w:szCs w:val="24"/>
-        </w:rPr>
-      </w:pPr>
-      <w:r>
-        <w:rPr>
-          <w:rFonts w:ascii="Times New Roman" w:cs="Times New Roman" w:eastAsia="Times New Roman" w:hAnsi="Times New Roman"/>
-          <w:b w:val="1"/>
-          <w:sz w:val="24"/>
-          <w:szCs w:val="24"/>
-          <w:rtl w:val="0"/>
-        </w:rPr>
-        <w:t xml:space="preserve">І нині:</w:t>
-      </w:r>
-      <w:r>
-        <w:rPr>
-          <w:rFonts w:ascii="Times New Roman" w:cs="Times New Roman" w:eastAsia="Times New Roman" w:hAnsi="Times New Roman"/>
-          <w:sz w:val="24"/>
-          <w:szCs w:val="24"/>
-          <w:rtl w:val="0"/>
-        </w:rPr>
-        <w:t xml:space="preserve"> </w:t>
-      </w:r>
-    </w:p>
-    <w:p>
-      <w:pPr>
-        <w:spacing w:after="120" w:lineRule="auto"/>
-        <w:jc w:val="both"/>
-        <w:rPr>
-          <w:rFonts w:ascii="Times New Roman" w:cs="Times New Roman" w:eastAsia="Times New Roman" w:hAnsi="Times New Roman"/>
-          <w:sz w:val="24"/>
-          <w:szCs w:val="24"/>
-        </w:rPr>
-      </w:pPr>
-      <w:r>
-        <w:rPr>
-          <w:rtl w:val="0"/>
-        </w:rPr>
-      </w:r>
-    </w:p>
-    <w:p>
-      <w:pPr>
-        <w:spacing w:after="120" w:lineRule="auto"/>
-        <w:jc w:val="both"/>
-        <w:rPr>
-          <w:rFonts w:ascii="Times New Roman" w:cs="Times New Roman" w:eastAsia="Times New Roman" w:hAnsi="Times New Roman"/>
-          <w:i w:val="1"/>
-          <w:color w:val="ff0000"/>
-          <w:sz w:val="24"/>
-          <w:szCs w:val="24"/>
-        </w:rPr>
-      </w:pPr>
-      <w:r>
-        <w:rPr>
-          <w:rFonts w:ascii="Times New Roman" w:cs="Times New Roman" w:eastAsia="Times New Roman" w:hAnsi="Times New Roman"/>
-          <w:i w:val="1"/>
-          <w:color w:val="ff0000"/>
-          <w:sz w:val="24"/>
-          <w:szCs w:val="24"/>
-          <w:rtl w:val="0"/>
-        </w:rPr>
-        <w:t xml:space="preserve">По тропарях читає читець чергову катизму, після якої диякон перед св. дверми виголошує:</w:t>
-      </w:r>
-    </w:p>
-    <w:p>
-      <w:pPr>
-        <w:spacing w:after="120" w:lineRule="auto"/>
-        <w:jc w:val="both"/>
-        <w:rPr>
-          <w:rFonts w:ascii="Times New Roman" w:cs="Times New Roman" w:eastAsia="Times New Roman" w:hAnsi="Times New Roman"/>
-          <w:i w:val="1"/>
-          <w:color w:val="000000"/>
-          <w:sz w:val="24"/>
-          <w:szCs w:val="24"/>
-        </w:rPr>
-      </w:pPr>
-      <w:r>
-        <w:rPr>
-          <w:rtl w:val="0"/>
-        </w:rPr>
-      </w:r>
-    </w:p>
-    <w:p>
       <w:pPr/>
       <w:r>
         <w:rPr>
@@ -11201,7 +10985,9 @@
       <w:pPr/>
       <w:r>
         <w:rPr>
+          <w:rFonts w:ascii="Times New Roman" w:hAnsi="Times New Roman"/>
           <w:b/>
+          <w:sz w:val="24"/>
         </w:rPr>
         <w:t xml:space="preserve">Слава, і нині: </w:t>
       </w:r>
@@ -11209,6 +10995,9 @@
         <w:rPr/>
         <w:t>богородичний</w:t>
       </w:r>
+    </w:p>
+    <w:p>
+      <w:pPr/>
     </w:p>
     <w:p>
       <w:pPr>
@@ -17259,38 +17048,6 @@
       </w:r>
     </w:p>
     <w:p>
-      <w:pPr>
-        <w:spacing w:after="120" w:lineRule="auto"/>
-        <w:jc w:val="both"/>
-        <w:rPr>
-          <w:rFonts w:ascii="Times New Roman" w:cs="Times New Roman" w:eastAsia="Times New Roman" w:hAnsi="Times New Roman"/>
-          <w:sz w:val="24"/>
-          <w:szCs w:val="24"/>
-        </w:rPr>
-      </w:pPr>
-      <w:r>
-        <w:rPr>
-          <w:rtl w:val="0"/>
-        </w:rPr>
-      </w:r>
-    </w:p>
-    <w:p>
-      <w:pPr>
-        <w:spacing w:after="120" w:lineRule="auto"/>
-        <w:jc w:val="both"/>
-        <w:rPr>
-          <w:rFonts w:ascii="Times New Roman" w:cs="Times New Roman" w:eastAsia="Times New Roman" w:hAnsi="Times New Roman"/>
-          <w:sz w:val="24"/>
-          <w:szCs w:val="24"/>
-        </w:rPr>
-      </w:pPr>
-      <w:r>
-        <w:rPr>
-          <w:rtl w:val="0"/>
-        </w:rPr>
-      </w:r>
-    </w:p>
-    <w:p>
       <w:pPr/>
       <w:r>
         <w:rPr>
@@ -17322,7 +17079,9 @@
       <w:pPr/>
       <w:r>
         <w:rPr>
+          <w:rFonts w:ascii="Times New Roman" w:hAnsi="Times New Roman"/>
           <w:b/>
+          <w:sz w:val="24"/>
         </w:rPr>
         <w:t xml:space="preserve">Слава, і нині: </w:t>
       </w:r>
@@ -17330,6 +17089,9 @@
         <w:rPr/>
         <w:t>богородичний</w:t>
       </w:r>
+    </w:p>
+    <w:p>
+      <w:pPr/>
     </w:p>
     <w:p>
       <w:pPr>

--- a/flow/20230914_vu_template/drafts/2023-11-g/07-ВТ-мчч., що в Елітині.docx
+++ b/flow/20230914_vu_template/drafts/2023-11-g/07-ВТ-мчч., що в Елітині.docx
@@ -5754,7 +5754,9 @@
       </w:r>
     </w:p>
     <w:p>
-      <w:pPr/>
+      <w:pPr>
+        <w:pStyle w:val="a"/>
+      </w:pPr>
       <w:r>
         <w:rPr>
           <w:rFonts w:ascii="Times New Roman" w:hAnsi="Times New Roman"/>
@@ -5782,7 +5784,9 @@
       </w:r>
     </w:p>
     <w:p>
-      <w:pPr/>
+      <w:pPr>
+        <w:pStyle w:val="a"/>
+      </w:pPr>
       <w:r>
         <w:rPr>
           <w:rFonts w:ascii="Times New Roman" w:hAnsi="Times New Roman"/>
@@ -5792,12 +5796,68 @@
         <w:t xml:space="preserve">Слава, і нині: </w:t>
       </w:r>
       <w:r>
-        <w:rPr/>
-        <w:t>богородичний</w:t>
-      </w:r>
-    </w:p>
-    <w:p>
-      <w:pPr/>
+        <w:rPr>
+          <w:rFonts w:ascii="Times New Roman" w:hAnsi="Times New Roman"/>
+          <w:i/>
+          <w:color w:val="FF0000"/>
+          <w:sz w:val="24"/>
+        </w:rPr>
+        <w:t xml:space="preserve">Богородичний (г. 4): </w:t>
+      </w:r>
+      <w:r>
+        <w:rPr>
+          <w:rFonts w:ascii="Times New Roman" w:hAnsi="Times New Roman"/>
+          <w:sz w:val="24"/>
+        </w:rPr>
+        <w:t xml:space="preserve">До Богородиці удаймося щиро ми, грішні і смиренні,* і </w:t>
+      </w:r>
+      <w:r>
+        <w:rPr>
+          <w:rFonts w:ascii="Times New Roman" w:hAnsi="Times New Roman"/>
+          <w:sz w:val="24"/>
+        </w:rPr>
+        <w:t>припадьмо</w:t>
+      </w:r>
+      <w:r>
+        <w:rPr>
+          <w:rFonts w:ascii="Times New Roman" w:hAnsi="Times New Roman"/>
+          <w:sz w:val="24"/>
+        </w:rPr>
+        <w:t xml:space="preserve"> в покаянні, з глибини душі </w:t>
+      </w:r>
+      <w:r>
+        <w:rPr>
+          <w:rFonts w:ascii="Times New Roman" w:hAnsi="Times New Roman"/>
+          <w:sz w:val="24"/>
+        </w:rPr>
+        <w:t>кличучи</w:t>
+      </w:r>
+      <w:r>
+        <w:rPr>
+          <w:rFonts w:ascii="Times New Roman" w:hAnsi="Times New Roman"/>
+          <w:sz w:val="24"/>
+        </w:rPr>
+        <w:t xml:space="preserve">:* Владичице, </w:t>
+      </w:r>
+      <w:r>
+        <w:rPr>
+          <w:rFonts w:ascii="Times New Roman" w:hAnsi="Times New Roman"/>
+          <w:sz w:val="24"/>
+        </w:rPr>
+        <w:t>поможи</w:t>
+      </w:r>
+      <w:r>
+        <w:rPr>
+          <w:rFonts w:ascii="Times New Roman" w:hAnsi="Times New Roman"/>
+          <w:sz w:val="24"/>
+        </w:rPr>
+        <w:t>, змилосердившись над нами,* поспіши, бо загибаємо від безлічі гріхів;* не відпусти слуг твоїх без нічого,* бо в тобі маємо єдину заступницю.</w:t>
+      </w:r>
+    </w:p>
+    <w:p>
+      <w:pPr>
+        <w:pStyle w:val="a"/>
+      </w:pPr>
     </w:p>
     <w:p>
       <w:pPr>
@@ -10954,7 +11014,9 @@
       </w:r>
     </w:p>
     <w:p>
-      <w:pPr/>
+      <w:pPr>
+        <w:pStyle w:val="a"/>
+      </w:pPr>
       <w:r>
         <w:rPr>
           <w:rFonts w:ascii="Times New Roman" w:hAnsi="Times New Roman"/>
@@ -10982,7 +11044,9 @@
       </w:r>
     </w:p>
     <w:p>
-      <w:pPr/>
+      <w:pPr>
+        <w:pStyle w:val="a"/>
+      </w:pPr>
       <w:r>
         <w:rPr>
           <w:rFonts w:ascii="Times New Roman" w:hAnsi="Times New Roman"/>
@@ -10992,12 +11056,40 @@
         <w:t xml:space="preserve">Слава, і нині: </w:t>
       </w:r>
       <w:r>
-        <w:rPr/>
-        <w:t>богородичний</w:t>
-      </w:r>
-    </w:p>
-    <w:p>
-      <w:pPr/>
+        <w:rPr>
+          <w:rFonts w:ascii="Times New Roman" w:hAnsi="Times New Roman"/>
+          <w:i/>
+          <w:color w:val="FF0000"/>
+          <w:sz w:val="24"/>
+        </w:rPr>
+        <w:t xml:space="preserve">Богородичний (г. 4): </w:t>
+      </w:r>
+      <w:r>
+        <w:rPr>
+          <w:rFonts w:ascii="Times New Roman" w:hAnsi="Times New Roman"/>
+          <w:sz w:val="24"/>
+        </w:rPr>
+        <w:t xml:space="preserve">Тебе величаємо, Богородице, </w:t>
+      </w:r>
+      <w:r>
+        <w:rPr>
+          <w:rFonts w:ascii="Times New Roman" w:hAnsi="Times New Roman"/>
+          <w:sz w:val="24"/>
+        </w:rPr>
+        <w:t>кличучи</w:t>
+      </w:r>
+      <w:r>
+        <w:rPr>
+          <w:rFonts w:ascii="Times New Roman" w:hAnsi="Times New Roman"/>
+          <w:sz w:val="24"/>
+        </w:rPr>
+        <w:t>:* Ти купина неопалима,* в якій Мойсей бачив полум'я – вогонь Божества.</w:t>
+      </w:r>
+    </w:p>
+    <w:p>
+      <w:pPr>
+        <w:pStyle w:val="a"/>
+      </w:pPr>
     </w:p>
     <w:p>
       <w:pPr>
@@ -17048,7 +17140,9 @@
       </w:r>
     </w:p>
     <w:p>
-      <w:pPr/>
+      <w:pPr>
+        <w:pStyle w:val="a"/>
+      </w:pPr>
       <w:r>
         <w:rPr>
           <w:rFonts w:ascii="Times New Roman" w:hAnsi="Times New Roman"/>
@@ -17076,7 +17170,9 @@
       </w:r>
     </w:p>
     <w:p>
-      <w:pPr/>
+      <w:pPr>
+        <w:pStyle w:val="a"/>
+      </w:pPr>
       <w:r>
         <w:rPr>
           <w:rFonts w:ascii="Times New Roman" w:hAnsi="Times New Roman"/>
@@ -17086,12 +17182,40 @@
         <w:t xml:space="preserve">Слава, і нині: </w:t>
       </w:r>
       <w:r>
-        <w:rPr/>
-        <w:t>богородичний</w:t>
-      </w:r>
-    </w:p>
-    <w:p>
-      <w:pPr/>
+        <w:rPr>
+          <w:rFonts w:ascii="Times New Roman" w:hAnsi="Times New Roman"/>
+          <w:i/>
+          <w:color w:val="FF0000"/>
+          <w:sz w:val="24"/>
+        </w:rPr>
+        <w:t xml:space="preserve">Богородичний (г. 4): </w:t>
+      </w:r>
+      <w:r>
+        <w:rPr>
+          <w:rFonts w:ascii="Times New Roman" w:hAnsi="Times New Roman"/>
+          <w:sz w:val="24"/>
+        </w:rPr>
+        <w:t xml:space="preserve">Тебе величаємо, Богородице, </w:t>
+      </w:r>
+      <w:r>
+        <w:rPr>
+          <w:rFonts w:ascii="Times New Roman" w:hAnsi="Times New Roman"/>
+          <w:sz w:val="24"/>
+        </w:rPr>
+        <w:t>кличучи</w:t>
+      </w:r>
+      <w:r>
+        <w:rPr>
+          <w:rFonts w:ascii="Times New Roman" w:hAnsi="Times New Roman"/>
+          <w:sz w:val="24"/>
+        </w:rPr>
+        <w:t>:* Ти купина неопалима,* в якій Мойсей бачив полум'я – вогонь Божества.</w:t>
+      </w:r>
+    </w:p>
+    <w:p>
+      <w:pPr>
+        <w:pStyle w:val="a"/>
+      </w:pPr>
     </w:p>
     <w:p>
       <w:pPr>
